--- a/projects/components/legacy-ip/retro_legacy_blocks/docs/RTC_MAS_v1.0.docx
+++ b/projects/components/legacy-ip/retro_legacy_blocks/docs/RTC_MAS_v1.0.docx
@@ -850,7 +850,7 @@
     </w:p>
     <w:bookmarkStart w:id="24" w:name="figure-1.1-rtc-block-diagram"/>
     <w:p>
-      <w:bookmarkStart w:id="60083" w:name="_Fig_1_RTC_Block_Diagram"/>
+      <w:bookmarkStart w:id="58635" w:name="_Fig_1_RTC_Block_Diagram"/>
       <w:pPr>
         <w:pStyle w:val="Heading3"/>
         <w:spacing w:before="200" w:after="80"/>
@@ -880,7 +880,7 @@
         </w:rPr>
         <w:t xml:space="preserve">Figure 1.1: RTC Block Diagram</w:t>
       </w:r>
-      <w:bookmarkEnd w:id="60083"/>
+      <w:bookmarkEnd w:id="58635"/>
     </w:p>
     <w:p>
       <w:pPr>
@@ -2604,7 +2604,7 @@
     </w:p>
     <w:bookmarkStart w:id="38" w:name="waveform-1.1-time-register-read"/>
     <w:p>
-      <w:bookmarkStart w:id="47015" w:name="_Wave_1_1_Time_Register_Read"/>
+      <w:bookmarkStart w:id="7216" w:name="_Wave_1_1_Time_Register_Read"/>
       <w:pPr>
         <w:pStyle w:val="Heading3"/>
         <w:spacing w:before="200" w:after="80"/>
@@ -2634,7 +2634,7 @@
         </w:rPr>
         <w:t xml:space="preserve">Waveform 1.1: Time Register Read</w:t>
       </w:r>
-      <w:bookmarkEnd w:id="47015"/>
+      <w:bookmarkEnd w:id="7216"/>
     </w:p>
     <w:p>
       <w:pPr>
@@ -2760,7 +2760,7 @@
     <w:bookmarkEnd w:id="38"/>
     <w:bookmarkStart w:id="42" w:name="Xd0034e5497f28fc8ff242f83f13875748c0196b"/>
     <w:p>
-      <w:bookmarkStart w:id="53989" w:name="_Wave_1_2_Time_Increment_with_"/>
+      <w:bookmarkStart w:id="73832" w:name="_Wave_1_2_Time_Increment_with_"/>
       <w:pPr>
         <w:pStyle w:val="Heading3"/>
         <w:spacing w:before="200" w:after="80"/>
@@ -2790,7 +2790,7 @@
         </w:rPr>
         <w:t xml:space="preserve">Waveform 1.2: Time Increment with Rollover</w:t>
       </w:r>
-      <w:bookmarkEnd w:id="53989"/>
+      <w:bookmarkEnd w:id="73832"/>
     </w:p>
     <w:p>
       <w:pPr>
@@ -2872,7 +2872,7 @@
     <w:bookmarkEnd w:id="42"/>
     <w:bookmarkStart w:id="46" w:name="waveform-1.3-alarm-match"/>
     <w:p>
-      <w:bookmarkStart w:id="60725" w:name="_Wave_1_3_Alarm_Match"/>
+      <w:bookmarkStart w:id="7219" w:name="_Wave_1_3_Alarm_Match"/>
       <w:pPr>
         <w:pStyle w:val="Heading3"/>
         <w:spacing w:before="200" w:after="80"/>
@@ -2902,7 +2902,7 @@
         </w:rPr>
         <w:t xml:space="preserve">Waveform 1.3: Alarm Match</w:t>
       </w:r>
-      <w:bookmarkEnd w:id="60725"/>
+      <w:bookmarkEnd w:id="7219"/>
     </w:p>
     <w:p>
       <w:pPr>
@@ -2984,7 +2984,7 @@
     <w:bookmarkEnd w:id="46"/>
     <w:bookmarkStart w:id="50" w:name="waveform-1.4-second-tick-interrupt"/>
     <w:p>
-      <w:bookmarkStart w:id="72361" w:name="_Wave_1_4_Second_Tick_Interrup"/>
+      <w:bookmarkStart w:id="55838" w:name="_Wave_1_4_Second_Tick_Interrup"/>
       <w:pPr>
         <w:pStyle w:val="Heading3"/>
         <w:spacing w:before="200" w:after="80"/>
@@ -3014,7 +3014,7 @@
         </w:rPr>
         <w:t xml:space="preserve">Waveform 1.4: Second-Tick Interrupt</w:t>
       </w:r>
-      <w:bookmarkEnd w:id="72361"/>
+      <w:bookmarkEnd w:id="55838"/>
     </w:p>
     <w:p>
       <w:pPr>
@@ -3433,7 +3433,7 @@
     </w:p>
     <w:bookmarkStart w:id="57" w:name="figure-1.2-rtc-architecture"/>
     <w:p>
-      <w:bookmarkStart w:id="40793" w:name="_Fig_2_RTC_Architecture"/>
+      <w:bookmarkStart w:id="11215" w:name="_Fig_2_RTC_Architecture"/>
       <w:pPr>
         <w:pStyle w:val="Heading3"/>
         <w:spacing w:before="200" w:after="80"/>
@@ -3463,7 +3463,7 @@
         </w:rPr>
         <w:t xml:space="preserve">Figure 1.2: RTC Architecture</w:t>
       </w:r>
-      <w:bookmarkEnd w:id="40793"/>
+      <w:bookmarkEnd w:id="11215"/>
     </w:p>
     <w:p>
       <w:pPr>
@@ -3662,7 +3662,7 @@
         <w:rPr>
           <w:rStyle w:val="VerbatimChar"/>
         </w:rPr>
-        <w:t xml:space="preserve">    +-- reset_sync (rtc_resetn onto the counter clock)</w:t>
+        <w:t xml:space="preserve">    +-- rtc_clk_mux (counter clock select: rtc_clk or pclk)</w:t>
       </w:r>
       <w:r>
         <w:br/>
@@ -3671,6 +3671,15 @@
         <w:rPr>
           <w:rStyle w:val="VerbatimChar"/>
         </w:rPr>
+        <w:t xml:space="preserve">    +-- reset_sync (x2: rtc_resetn onto the counter clock, and into pclk)</w:t>
+      </w:r>
+      <w:r>
+        <w:br/>
+      </w:r>
+      <w:r>
+        <w:rPr>
+          <w:rStyle w:val="VerbatimChar"/>
+        </w:rPr>
         <w:t xml:space="preserve">    +-- Divider and Time Counters (seconds to year)   [counter clock]</w:t>
       </w:r>
       <w:r>
@@ -3707,7 +3716,7 @@
         <w:rPr>
           <w:rStyle w:val="VerbatimChar"/>
         </w:rPr>
-        <w:t xml:space="preserve">    +-- Clock crossings: glitch_free_n_dff_arn (x3),</w:t>
+        <w:t xml:space="preserve">    +-- Clock crossings: glitch_free_n_dff_arn (x3: config/alarm,</w:t>
       </w:r>
       <w:r>
         <w:br/>
@@ -3716,7 +3725,16 @@
         <w:rPr>
           <w:rStyle w:val="VerbatimChar"/>
         </w:rPr>
-        <w:t xml:space="preserve">        cdc_4_phase_handshake, sync_pulse</w:t>
+        <w:t xml:space="preserve">        time read, events), cdc_4_phase_handshake (commit),</w:t>
+      </w:r>
+      <w:r>
+        <w:br/>
+      </w:r>
+      <w:r>
+        <w:rPr>
+          <w:rStyle w:val="VerbatimChar"/>
+        </w:rPr>
+        <w:t xml:space="preserve">        sync_pulse (x2: snapshot, commit-load evidence)</w:t>
       </w:r>
     </w:p>
     <w:bookmarkEnd w:id="58"/>
@@ -3791,7 +3809,7 @@
     <w:bookmarkEnd w:id="60"/>
     <w:bookmarkStart w:id="64" w:name="figure-1.3-rtc-time-update"/>
     <w:p>
-      <w:bookmarkStart w:id="46018" w:name="_Fig_3_RTC_Time_Update"/>
+      <w:bookmarkStart w:id="49751" w:name="_Fig_3_RTC_Time_Update"/>
       <w:pPr>
         <w:pStyle w:val="Heading3"/>
         <w:spacing w:before="200" w:after="80"/>
@@ -3821,7 +3839,7 @@
         </w:rPr>
         <w:t xml:space="preserve">Figure 1.3: RTC Time Update</w:t>
       </w:r>
-      <w:bookmarkEnd w:id="46018"/>
+      <w:bookmarkEnd w:id="49751"/>
     </w:p>
     <w:p>
       <w:pPr>
@@ -3925,7 +3943,7 @@
     <w:bookmarkEnd w:id="65"/>
     <w:bookmarkStart w:id="69" w:name="figure-1.4-rtc-alarm-match"/>
     <w:p>
-      <w:bookmarkStart w:id="3831" w:name="_Fig_4_RTC_Alarm_Match"/>
+      <w:bookmarkStart w:id="7727" w:name="_Fig_4_RTC_Alarm_Match"/>
       <w:pPr>
         <w:pStyle w:val="Heading3"/>
         <w:spacing w:before="200" w:after="80"/>
@@ -3955,7 +3973,7 @@
         </w:rPr>
         <w:t xml:space="preserve">Figure 1.4: RTC Alarm Match</w:t>
       </w:r>
-      <w:bookmarkEnd w:id="3831"/>
+      <w:bookmarkEnd w:id="7727"/>
     </w:p>
     <w:p>
       <w:pPr>
@@ -4109,7 +4127,7 @@
     <w:bookmarkEnd w:id="70"/>
     <w:bookmarkStart w:id="74" w:name="figure-1.5-rtc-time-set"/>
     <w:p>
-      <w:bookmarkStart w:id="77472" w:name="_Fig_5_RTC_Time_Set"/>
+      <w:bookmarkStart w:id="10282" w:name="_Fig_5_RTC_Time_Set"/>
       <w:pPr>
         <w:pStyle w:val="Heading3"/>
         <w:spacing w:before="200" w:after="80"/>
@@ -4139,7 +4157,7 @@
         </w:rPr>
         <w:t xml:space="preserve">Figure 1.5: RTC Time Set</w:t>
       </w:r>
-      <w:bookmarkEnd w:id="77472"/>
+      <w:bookmarkEnd w:id="10282"/>
     </w:p>
     <w:p>
       <w:pPr>
@@ -5691,6 +5709,89 @@
             </w:pPr>
             <w:r>
               <w:t xml:space="preserve">3-4 pclk after the counters change</w:t>
+            </w:r>
+          </w:p>
+        </w:tc>
+      </w:tr>
+      <w:tr>
+        <w:tc>
+          <w:tcPr/>
+          <w:p>
+            <w:pPr>
+              <w:pStyle w:val="Compact"/>
+              <w:jc w:val="left"/>
+            </w:pPr>
+            <w:r>
+              <w:t xml:space="preserve">counter -&gt; pclk</w:t>
+            </w:r>
+          </w:p>
+        </w:tc>
+        <w:tc>
+          <w:tcPr/>
+          <w:p>
+            <w:pPr>
+              <w:pStyle w:val="Compact"/>
+              <w:jc w:val="left"/>
+            </w:pPr>
+            <w:r>
+              <w:t xml:space="preserve">commit-load evidence (fires only on a commit load, never on a tick)</w:t>
+            </w:r>
+          </w:p>
+        </w:tc>
+        <w:tc>
+          <w:tcPr/>
+          <w:p>
+            <w:pPr>
+              <w:pStyle w:val="Compact"/>
+              <w:jc w:val="left"/>
+            </w:pPr>
+            <w:r>
+              <w:t xml:space="preserve">a second</w:t>
+            </w:r>
+            <w:r>
+              <w:t xml:space="preserve"> </w:t>
+            </w:r>
+            <w:r>
+              <w:rPr>
+                <w:rStyle w:val="VerbatimChar"/>
+              </w:rPr>
+              <w:t xml:space="preserve">sync_pulse</w:t>
+            </w:r>
+            <w:r>
+              <w:t xml:space="preserve">; destination side reset by the synchronized</w:t>
+            </w:r>
+            <w:r>
+              <w:t xml:space="preserve"> </w:t>
+            </w:r>
+            <w:r>
+              <w:rPr>
+                <w:rStyle w:val="VerbatimChar"/>
+              </w:rPr>
+              <w:t xml:space="preserve">rtc_resetn</w:t>
+            </w:r>
+            <w:r>
+              <w:t xml:space="preserve">, not</w:t>
+            </w:r>
+            <w:r>
+              <w:t xml:space="preserve"> </w:t>
+            </w:r>
+            <w:r>
+              <w:rPr>
+                <w:rStyle w:val="VerbatimChar"/>
+              </w:rPr>
+              <w:t xml:space="preserve">presetn</w:t>
+            </w:r>
+          </w:p>
+        </w:tc>
+        <w:tc>
+          <w:tcPr/>
+          <w:p>
+            <w:pPr>
+              <w:pStyle w:val="Compact"/>
+              <w:jc w:val="left"/>
+            </w:pPr>
+            <w:r>
+              <w:t xml:space="preserve">3-4 pclk after the load</w:t>
             </w:r>
           </w:p>
         </w:tc>
